--- a/Кандыба Н.Д. РИЗ-330938у Отчет по курсовому.docx
+++ b/Кандыба Н.Д. РИЗ-330938у Отчет по курсовому.docx
@@ -27762,6 +27762,23 @@
       </w:r>
       <w:bookmarkStart w:id="28" w:name="_GoBack"/>
       <w:bookmarkEnd w:id="28"/>
+    </w:p>
+    <w:p>
+      <w:pPr>
+        <w:pStyle w:val="aa"/>
+        <w:spacing w:before="0" w:beforeAutospacing="0" w:after="0" w:afterAutospacing="0" w:line="360" w:lineRule="auto"/>
+        <w:ind w:firstLine="709"/>
+        <w:jc w:val="both"/>
+        <w:rPr>
+          <w:szCs w:val="28"/>
+        </w:rPr>
+      </w:pPr>
+      <w:r>
+        <w:rPr>
+          <w:szCs w:val="28"/>
+        </w:rPr>
+        <w:t>https://github.com/AfsAlik/Kursovoy_3Kurs_Fault_tolerance_patterns.git</w:t>
+      </w:r>
     </w:p>
     <w:p>
       <w:pPr>
@@ -47054,7 +47071,7 @@
 </file>
 
 <file path=customXml/itemProps2.xml><?xml version="1.0" encoding="utf-8"?>
-<ds:datastoreItem xmlns:ds="http://schemas.openxmlformats.org/officeDocument/2006/customXml" ds:itemID="{3148EEE0-5D10-48F5-BD54-E569B12D2AAA}">
+<ds:datastoreItem xmlns:ds="http://schemas.openxmlformats.org/officeDocument/2006/customXml" ds:itemID="{9C849718-C043-4FAF-8EC3-405E3C20B9C7}">
   <ds:schemaRefs>
     <ds:schemaRef ds:uri="http://schemas.openxmlformats.org/officeDocument/2006/bibliography"/>
   </ds:schemaRefs>
